--- a/Physical Diagnosis 2 Exam 1/pd2-ent-osce-study-guide.docx
+++ b/Physical Diagnosis 2 Exam 1/pd2-ent-osce-study-guide.docx
@@ -22800,7 +22800,7 @@
           <w:b w:val="0"/>
           <w:i w:val="0"/>
         </w:rPr>
-        <w:t>Go with your slides on the written exam. These are just so a preceptor's answer doesn't catch you off guard.</w:t>
+        <w:t>Where your slides and standard references disagree, learn the accurate version given here; the site's quizzes key it. Each item says what the slide says instead.</w:t>
       </w:r>
     </w:p>
     <w:p>

--- a/Physical Diagnosis 2 Exam 1/pd2-ent-osce-study-guide.docx
+++ b/Physical Diagnosis 2 Exam 1/pd2-ent-osce-study-guide.docx
@@ -10824,7 +10824,7 @@
                 <w:i w:val="0"/>
                 <w:sz w:val="18"/>
               </w:rPr>
-              <w:t xml:space="preserve">Non-drowsy oral antihistamine for sneezing and itch: loratadine, cetirizine, fexofenadine, levocetirizine </w:t>
+              <w:t xml:space="preserve">Second-generation oral antihistamine for sneezing and itch: loratadine, fexofenadine, cetirizine, levocetirizine (cetirizine and levocetirizine can still cause some sleepiness) </w:t>
             </w:r>
             <w:r>
               <w:rPr>
@@ -10840,7 +10840,7 @@
                 <w:i w:val="0"/>
                 <w:sz w:val="18"/>
               </w:rPr>
-              <w:t xml:space="preserve">. Drowsy ones can be tried at night </w:t>
+              <w:t xml:space="preserve">. The drowsy older ones can be tried at night </w:t>
             </w:r>
             <w:r>
               <w:rPr>
@@ -12958,7 +12958,7 @@
                 <w:i w:val="0"/>
                 <w:sz w:val="18"/>
               </w:rPr>
-              <w:t xml:space="preserve"> — Congenital, present from birth, with clear rather than foul discharge</w:t>
+              <w:t xml:space="preserve"> — Congenital, present from birth, with a blocked side and mucus-like rather than foul discharge</w:t>
             </w:r>
           </w:p>
         </w:tc>
@@ -18104,7 +18104,7 @@
                 <w:i w:val="0"/>
                 <w:sz w:val="18"/>
               </w:rPr>
-              <w:t>Non-keratinized (movable) mucosa only:</w:t>
+              <w:t>Mostly non-keratinized (movable) mucosa:</w:t>
             </w:r>
             <w:r>
               <w:rPr>
@@ -18128,7 +18128,7 @@
                 <w:i w:val="0"/>
                 <w:sz w:val="18"/>
               </w:rPr>
-              <w:t xml:space="preserve">Minor (&lt; 1 cm, most common, heals in 7–10 days) · Major (&gt; 1 cm, lasts &gt; 1 month, can scar) · Herpetiform (many 1–3 mm ulcers, lasts &gt; 1 month) </w:t>
+              <w:t xml:space="preserve">Minor (&lt; 1 cm, most common, heals in 7–10 days) · Major (&gt; 1 cm, lasts weeks, often described as more than a month but typically 2 to 6 weeks, can scar) · Herpetiform (many 1–3 mm ulcers that may merge; each crop usually heals in 1 to 2 weeks but recurs in crops, so the problem can last more than a month) </w:t>
             </w:r>
             <w:r>
               <w:rPr>
@@ -20689,7 +20689,7 @@
                 <w:i w:val="0"/>
                 <w:sz w:val="18"/>
               </w:rPr>
-              <w:t xml:space="preserve"> — Heals in 7 to 10 days; on non-keratinized mucosa</w:t>
+              <w:t xml:space="preserve"> — A minor one heals in 7 to 10 days on non-keratinized mucosa (major ones last several weeks)</w:t>
             </w:r>
           </w:p>
         </w:tc>
@@ -23045,6 +23045,82 @@
           <w:sz w:val="20"/>
         </w:rPr>
         <w:t>: the slide (IDSA) says amox-clav. The AAO-HNS adult guideline allows amoxicillin with or without clavulanate and also allows watchful waiting.</w:t>
+      </w:r>
+    </w:p>
+    <w:p>
+      <w:pPr>
+        <w:pStyle w:val="ListBullet"/>
+        <w:spacing w:after="40"/>
+      </w:pPr>
+      <w:r>
+        <w:rPr>
+          <w:b/>
+          <w:i w:val="0"/>
+          <w:sz w:val="20"/>
+        </w:rPr>
+        <w:t>Oral antihistamines</w:t>
+      </w:r>
+      <w:r>
+        <w:rPr>
+          <w:b w:val="0"/>
+          <w:i w:val="0"/>
+          <w:sz w:val="20"/>
+        </w:rPr>
+        <w:t xml:space="preserve"> </w:t>
+      </w:r>
+      <w:r>
+        <w:rPr>
+          <w:b w:val="0"/>
+          <w:i w:val="0"/>
+          <w:sz w:val="20"/>
+        </w:rPr>
+        <w:t>NS 68</w:t>
+      </w:r>
+      <w:r>
+        <w:rPr>
+          <w:b w:val="0"/>
+          <w:i w:val="0"/>
+          <w:sz w:val="20"/>
+        </w:rPr>
+        <w:t>: the slide lists cetirizine and levocetirizine as non-drowsy. They are second-generation (less sedating) drugs but still cause some sleepiness; loratadine and fexofenadine are the closest to non-sedating.</w:t>
+      </w:r>
+    </w:p>
+    <w:p>
+      <w:pPr>
+        <w:pStyle w:val="ListBullet"/>
+        <w:spacing w:after="40"/>
+      </w:pPr>
+      <w:r>
+        <w:rPr>
+          <w:b/>
+          <w:i w:val="0"/>
+          <w:sz w:val="20"/>
+        </w:rPr>
+        <w:t>Aphthous ulcer location and healing</w:t>
+      </w:r>
+      <w:r>
+        <w:rPr>
+          <w:b w:val="0"/>
+          <w:i w:val="0"/>
+          <w:sz w:val="20"/>
+        </w:rPr>
+        <w:t xml:space="preserve"> </w:t>
+      </w:r>
+      <w:r>
+        <w:rPr>
+          <w:b w:val="0"/>
+          <w:i w:val="0"/>
+          <w:sz w:val="20"/>
+        </w:rPr>
+        <w:t>OC 15, 16</w:t>
+      </w:r>
+      <w:r>
+        <w:rPr>
+          <w:b w:val="0"/>
+          <w:i w:val="0"/>
+          <w:sz w:val="20"/>
+        </w:rPr>
+        <w:t>: the slide says non-keratinized mucosa only and that major and herpetiform ulcers last more than a month. Aphthae occur mostly on non-keratinized mucosa, but major ones can involve the hard palate or the back of the tongue; major ulcers typically heal in 2 to 6 weeks, and each crop of herpetiform ulcers usually heals in 1 to 2 weeks but recurs.</w:t>
       </w:r>
     </w:p>
     <w:p>
